--- a/reports/Audit Summary.docx
+++ b/reports/Audit Summary.docx
@@ -12,7 +12,7 @@
           <w:b/>
           <w:sz w:val="56"/>
         </w:rPr>
-        <w:t>mSEC-AM Audit Summary</w:t>
+        <w:t>mSEC-AT Audit Summary</w:t>
       </w:r>
     </w:p>
     <w:p>
@@ -36,7 +36,7 @@
         <w:rPr>
           <w:sz w:val="22"/>
         </w:rPr>
-        <w:t>Audit Date: 17 Apr 2026</w:t>
+        <w:t>Audit Date: 04 May 2026</w:t>
         <w:br/>
         <w:t>Auditor: Juan José López Jiménez</w:t>
         <w:br/>
@@ -733,7 +733,7 @@
     </w:p>
     <w:p>
       <w:r>
-        <w:t>The audit was carried out using the mSEC-AM (mobile SECurity Audit Method).</w:t>
+        <w:t>The audit was carried out using the mSEC-AT (mobile SECurity Audit Tool).</w:t>
       </w:r>
     </w:p>
     <w:p>
@@ -3211,7 +3211,7 @@
           </w:tcPr>
           <w:p>
             <w:r>
-              <w:t>16 Jul 2026</w:t>
+              <w:t>02 Aug 2026</w:t>
             </w:r>
           </w:p>
         </w:tc>
@@ -3303,7 +3303,7 @@
           </w:tcPr>
           <w:p>
             <w:r>
-              <w:t>16 Jul 2026</w:t>
+              <w:t>02 Aug 2026</w:t>
             </w:r>
           </w:p>
         </w:tc>
@@ -3395,7 +3395,7 @@
           </w:tcPr>
           <w:p>
             <w:r>
-              <w:t>16 Jul 2026</w:t>
+              <w:t>02 Aug 2026</w:t>
             </w:r>
           </w:p>
         </w:tc>
@@ -3487,7 +3487,7 @@
           </w:tcPr>
           <w:p>
             <w:r>
-              <w:t>16 Jul 2026</w:t>
+              <w:t>02 Aug 2026</w:t>
             </w:r>
           </w:p>
         </w:tc>
@@ -3579,7 +3579,7 @@
           </w:tcPr>
           <w:p>
             <w:r>
-              <w:t>16 Jul 2026</w:t>
+              <w:t>02 Aug 2026</w:t>
             </w:r>
           </w:p>
         </w:tc>
@@ -3671,7 +3671,7 @@
           </w:tcPr>
           <w:p>
             <w:r>
-              <w:t>16 Jul 2026</w:t>
+              <w:t>02 Aug 2026</w:t>
             </w:r>
           </w:p>
         </w:tc>
@@ -3763,7 +3763,7 @@
           </w:tcPr>
           <w:p>
             <w:r>
-              <w:t>16 Jul 2026</w:t>
+              <w:t>02 Aug 2026</w:t>
             </w:r>
           </w:p>
         </w:tc>
@@ -3855,7 +3855,7 @@
           </w:tcPr>
           <w:p>
             <w:r>
-              <w:t>14 Oct 2026</w:t>
+              <w:t>31 Oct 2026</w:t>
             </w:r>
           </w:p>
         </w:tc>
@@ -3947,7 +3947,7 @@
           </w:tcPr>
           <w:p>
             <w:r>
-              <w:t>14 Oct 2026</w:t>
+              <w:t>31 Oct 2026</w:t>
             </w:r>
           </w:p>
         </w:tc>
@@ -4039,7 +4039,7 @@
           </w:tcPr>
           <w:p>
             <w:r>
-              <w:t>14 Oct 2026</w:t>
+              <w:t>31 Oct 2026</w:t>
             </w:r>
           </w:p>
         </w:tc>
@@ -4563,7 +4563,7 @@
       <w:rPr>
         <w:sz w:val="18"/>
       </w:rPr>
-      <w:t xml:space="preserve">17 Apr 2026 | </w:t>
+      <w:t xml:space="preserve">04 May 2026 | </w:t>
     </w:r>
     <w:r>
       <w:t xml:space="preserve">Page </w:t>
@@ -4597,7 +4597,7 @@
       <w:rPr>
         <w:sz w:val="18"/>
       </w:rPr>
-      <w:t>mSEC-AM Audit Summary - OpenMRS Android Client v3.1.1</w:t>
+      <w:t>mSEC-AT Audit Summary - OpenMRS Android Client v3.1.1</w:t>
     </w:r>
   </w:p>
 </w:hdr>
